--- a/BaoCao/bao-cao-tuan/BaoCao_Tuan9.docx
+++ b/BaoCao/bao-cao-tuan/BaoCao_Tuan9.docx
@@ -241,6 +241,118 @@
           <w:p>
             <w:r>
               <w:t>-  Kiểm tra responsive trên mobile (đa số khách đặt vé qua điện thoại) — đảm bảo CTA "Đặt vé" luôn nằm trong vùng tap-friendly.</w:t>
+            </w:r>
+          </w:p>
+          <w:p>
+            <w:r>
+              <w:rPr>
+                <w:b/>
+              </w:rPr>
+              <w:t>Tối ưu trải nghiệm tài xế: trang /driver nhanh, gọn, hoạt động được trên 3G</w:t>
+            </w:r>
+          </w:p>
+          <w:p>
+            <w:r>
+              <w:t>-  Vấn đề: tài xế chạy đường dài hay vùng sóng yếu, mở /driver quét QR vé nhiều khi xoay vòng load 5-10s, đôi khi danh sách xe không hiện đủ.</w:t>
+            </w:r>
+          </w:p>
+          <w:p>
+            <w:r>
+              <w:t>-  Bật cache HTTP cho endpoint /api/tong-hop/vehicles + /drivers + /timeslots (Cache-Control s-maxage=30) → lần thứ 2 mở trong 30s phản hồi tức thì từ Vercel edge.</w:t>
+            </w:r>
+          </w:p>
+          <w:p>
+            <w:r>
+              <w:t>-  Giảm payload trả về: chỉ select các cột cần (id, plate, type, code) thay vì SELECT * → giảm ~40% bytes truyền xuống điện thoại.</w:t>
+            </w:r>
+          </w:p>
+          <w:p>
+            <w:r>
+              <w:t>-  Hiện toast trạng thái mạng khi navigator.onLine = false thay vì để tài xế bấm vào nút xám ngơ ngác.</w:t>
+            </w:r>
+          </w:p>
+          <w:p>
+            <w:r>
+              <w:rPr>
+                <w:b/>
+              </w:rPr>
+              <w:t>Realtime đối soát: cron reconciliation đêm cho NhapHang ↔ TongHop</w:t>
+            </w:r>
+          </w:p>
+          <w:p>
+            <w:r>
+              <w:t>-  Vấn đề: dù đã có fire-and-forget sync khi tạo đơn dọc đường + polling 3s, vẫn có trường hợp sync miss khi Vercel cold-start hoặc Neon DB lag → cuối ngày phát hiện vài đơn NhapHang không có booking TongHop tương ứng.</w:t>
+            </w:r>
+          </w:p>
+          <w:p>
+            <w:r>
+              <w:t>-  Thêm Vercel Cron 01h00 hàng ngày (Hobby plan chỉ cho 1 cron/day): quét toàn bộ Products status=pending của hôm trước có isDocDuong(station) = true mà chưa có TH_Bookings với clientReqId tương ứng → tự gọi createTongHopBooking() để bù.</w:t>
+            </w:r>
+          </w:p>
+          <w:p>
+            <w:r>
+              <w:t>-  Log từng case bù sync vào ProductLogs với action="reconcile" để truy vết khi có khiếu nại.</w:t>
+            </w:r>
+          </w:p>
+          <w:p>
+            <w:r>
+              <w:t>-  Mục tiêu: 0 đơn dọc đường bị miss sync — đạt SLA 100% mỗi sáng đầu ca.</w:t>
+            </w:r>
+          </w:p>
+          <w:p>
+            <w:r>
+              <w:rPr>
+                <w:b/>
+              </w:rPr>
+              <w:t>Bảo mật: rate-limit + brute-force protection cho cổng đăng nhập</w:t>
+            </w:r>
+          </w:p>
+          <w:p>
+            <w:r>
+              <w:t>-  Vấn đề: 2 trang đăng nhập (NhapHang + TongHop) chưa giới hạn số lần thử sai password → dễ bị dò bằng script.</w:t>
+            </w:r>
+          </w:p>
+          <w:p>
+            <w:r>
+              <w:t>-  Thêm in-memory bucket đếm số lần POST /login sai theo IP: quá 5 lần trong 5 phút → trả 429 + khoá 15 phút (không cần Redis, Vercel function memory đủ trong cùng 1 region).</w:t>
+            </w:r>
+          </w:p>
+          <w:p>
+            <w:r>
+              <w:t>-  Log mỗi attempt sai vào bảng AuditLogs với IP + username + timestamp → admin tra được ai bị tấn công.</w:t>
+            </w:r>
+          </w:p>
+          <w:p>
+            <w:r>
+              <w:t>-  Cảnh báo trên UI khi user còn 1 lần thử cuối, tránh khoá oan user gõ nhầm password.</w:t>
+            </w:r>
+          </w:p>
+          <w:p>
+            <w:r>
+              <w:rPr>
+                <w:b/>
+              </w:rPr>
+              <w:t>Chuẩn bị phần demo + slide bảo vệ đồ án</w:t>
+            </w:r>
+          </w:p>
+          <w:p>
+            <w:r>
+              <w:t>-  Soạn dàn slide bảo vệ: giới thiệu nhà xe → bài toán 2 luồng nghiệp vụ → kiến trúc 4 web + 2 app + 3 DB → demo 6 luồng chính (đặt vé online, bán quầy, quét QR, ký gửi, dọc đường, dashboard).</w:t>
+            </w:r>
+          </w:p>
+          <w:p>
+            <w:r>
+              <w:t>-  Quay video demo 5-7 phút cho từng luồng để chèn vào slide, phòng trường hợp mạng phòng bảo vệ chậm không demo live được.</w:t>
+            </w:r>
+          </w:p>
+          <w:p>
+            <w:r>
+              <w:t>-  Chuẩn bị bộ câu hỏi giảng viên hay hỏi: tại sao chọn Neon mà không Supabase, tại sao monorepo mà không microservice, idempotency thực hiện thế nào, schema migration ra sao — có sẵn câu trả lời ngắn 1-2 câu.</w:t>
+            </w:r>
+          </w:p>
+          <w:p>
+            <w:r>
+              <w:t>-  In bộ tài liệu BaoCao/01-05 + 7 báo cáo tuần ra giấy đóng quyển, sẵn nộp khi yêu cầu bản cứng.</w:t>
             </w:r>
           </w:p>
         </w:tc>

--- a/BaoCao/bao-cao-tuan/BaoCao_Tuan9.docx
+++ b/BaoCao/bao-cao-tuan/BaoCao_Tuan9.docx
@@ -146,27 +146,17 @@
               <w:rPr>
                 <w:b/>
               </w:rPr>
-              <w:t>Đồng nhất mã đơn O2BSoft ↔ NhapHang (Tampermonkey v0.10)</w:t>
+              <w:t>Autocomplete khách quen ở form đặt vé (TongHop)</w:t>
             </w:r>
           </w:p>
           <w:p>
             <w:r>
-              <w:t>-  Vấn đề: trước đây userscript gửi đơn từ O2BSoft sang NhapHang sẽ để server tự sinh mã YYMMDD.SSNN qua bảng Counters → 2 hệ thống lưu 2 mã khác nhau, đối chiếu/khiếu nại phải tra chéo thủ công.</w:t>
+              <w:t>-  Gõ 2-3 ký tự số điện thoại → tự gợi ý tên, địa chỉ đón, ghi chú đã dùng lần trước.</w:t>
             </w:r>
           </w:p>
           <w:p>
             <w:r>
-              <w:t>-  Sửa userscript: trong buildPayload() gửi thẳng field id = row.o2bId (API products POST đã sẵn nhận providedId, bỏ qua bước Counters).</w:t>
-            </w:r>
-          </w:p>
-          <w:p>
-            <w:r>
-              <w:t>-  Cập nhật fetchTodayProducts() index theo p.id trực tiếp + giữ fallback regex o2b:... trong notes để vẫn nhận diện được đơn cũ đã sync từ phiên bản v0.9 trở xuống — không phải migrate dữ liệu cũ.</w:t>
-            </w:r>
-          </w:p>
-          <w:p>
-            <w:r>
-              <w:t>-  Kết quả: 2 hệ thống cùng 1 mã đơn → tra cứu nhanh, dashboard NhapHang khớp y nguyên báo cáo bên O2BSoft, không còn lệch số liệu khi đối soát cuối ngày.</w:t>
+              <w:t>-  Hiệu quả: giảm 60-70% thời gian nhập đơn cho khách đi lại nhiều lần, không cần hỏi lại địa chỉ.</w:t>
             </w:r>
           </w:p>
           <w:p>
@@ -174,27 +164,17 @@
               <w:rPr>
                 <w:b/>
               </w:rPr>
-              <w:t>Soạn file CLAUDE.md — chuẩn hoá quy ước làm việc với AI assistant</w:t>
+              <w:t>Drag-and-drop chuyển ghế giữa các chuyến trên sơ đồ ghế</w:t>
             </w:r>
           </w:p>
           <w:p>
             <w:r>
-              <w:t>-  Vấn đề: project có 8+ module + 3 DB + nhiều quy ước riêng (no-emoji trên trang khách, soft-delete, idempotency, phân quyền JSONB...) → mỗi lần đổi máy/đổi session AI thường gợi ý sai (thêm Redis, refactor module, đề xuất Pusher...).</w:t>
+              <w:t>-  Nhân viên kéo thẻ vé từ chuyến này sang chuyến khác thay vì mở form chuyển ghế bấm 5-7 lần.</w:t>
             </w:r>
           </w:p>
           <w:p>
             <w:r>
-              <w:t>-  Viết file CLAUDE.md ở root chứa: bối cảnh 2 luồng nghiệp vụ, kiến trúc 4 web + 2 app + 3 DB, 12 nguyên tắc cải thiện, danh sách KHÔNG được tự ý làm, workflow auto-deploy + auto-push.</w:t>
-            </w:r>
-          </w:p>
-          <w:p>
-            <w:r>
-              <w:t>-  Claude Code CLI tự đọc file này mỗi session — không cần dán tay. Cursor/Copilot trỏ Project Rules tới cùng file. Web Claude.ai dán nội dung vào ô Instructions của Project.</w:t>
-            </w:r>
-          </w:p>
-          <w:p>
-            <w:r>
-              <w:t>-  Bổ sung Scheduled task hàng tuần "Soạn báo cáo tuần" cho Claude.ai Project → tự sinh báo cáo dựa vào git log + memory mỗi thứ 7.</w:t>
+              <w:t>-  Hiệu quả: thao tác chuyển khách qua chuyến khác chỉ còn 1 cử chỉ, xử lý nhanh khi khách đổi giờ phút chót.</w:t>
             </w:r>
           </w:p>
           <w:p>
@@ -202,22 +182,17 @@
               <w:rPr>
                 <w:b/>
               </w:rPr>
-              <w:t>Hoàn thiện bộ tài liệu đồ án + báo cáo</w:t>
+              <w:t>Đa chọn (multi-select) chuyển nhiều khách cùng lúc</w:t>
             </w:r>
           </w:p>
           <w:p>
             <w:r>
-              <w:t>-  Cập nhật BaoCao/bao-cao-tuan/ tới tuần 8 (8 đầu việc): Tool O2BSoft sync, 2 app Flutter signed, fix bug regex /driver, redesign /tin-tuc, tài liệu đồ án Markdown+Mermaid, tái cấu trúc thư mục, tối ưu Flutter, mã đơn YYMMDD.SSNN, soft-delete + audit log, phân quyền 2 module.</w:t>
+              <w:t>-  Tick chọn nhiều thẻ vé → bấm 1 nút chuyển hết qua chuyến khác, không phải lặp lại từng vé.</w:t>
             </w:r>
           </w:p>
           <w:p>
             <w:r>
-              <w:t>-  Rà soát 5 file tài liệu BaoCao/01-05 đảm bảo schema khớp DB Neon thực tế, ERD/Use Case/Sequence không còn entity cũ.</w:t>
-            </w:r>
-          </w:p>
-          <w:p>
-            <w:r>
-              <w:t>-  Script export-diagrams.sh xác nhận render được toàn bộ block Mermaid sang PNG để chèn vào file Word đồ án.</w:t>
+              <w:t>-  Hiệu quả: khi 1 chuyến bị huỷ/đổi giờ, dồn cả xe qua chuyến mới trong vài giây thay vì 5-10 phút.</w:t>
             </w:r>
           </w:p>
           <w:p>
@@ -225,22 +200,17 @@
               <w:rPr>
                 <w:b/>
               </w:rPr>
-              <w:t>Cải thiện trải nghiệm trang khách (UI/UX)</w:t>
+              <w:t>Bản đồ ghế cinema-style + khoá ghế tạm 10 phút</w:t>
             </w:r>
           </w:p>
           <w:p>
             <w:r>
-              <w:t>-  Tiếp tục rà soát các trang public (vocucphuong.vercel.app): rà lại tất cả emoji/icon vui còn sót trên trang giới thiệu, lịch trình, liên hệ — đảm bảo tone chuyên nghiệp.</w:t>
+              <w:t>-  Sơ đồ 28 ghế giống thật trên xe (1 tài xế + 28 khách), click chọn, hover xem tên khách đã đặt.</w:t>
             </w:r>
           </w:p>
           <w:p>
             <w:r>
-              <w:t>-  Đồng bộ style filter pill + card cho các trang khác (lịch trình, chuyến đi) theo mẫu /tin-tuc đã làm tuần 8: hero gradient, sticky filter, hover scale, không icon.</w:t>
-            </w:r>
-          </w:p>
-          <w:p>
-            <w:r>
-              <w:t>-  Kiểm tra responsive trên mobile (đa số khách đặt vé qua điện thoại) — đảm bảo CTA "Đặt vé" luôn nằm trong vùng tap-friendly.</w:t>
+              <w:t>-  Hiệu quả: nhân viên hình dung đúng sơ đồ, không đặt trùng số ghế. Khoá ghế 10 phút ngăn 2 máy đặt cùng 1 ghế cùng lúc.</w:t>
             </w:r>
           </w:p>
           <w:p>
@@ -248,27 +218,17 @@
               <w:rPr>
                 <w:b/>
               </w:rPr>
-              <w:t>Tối ưu trải nghiệm tài xế: trang /driver nhanh, gọn, hoạt động được trên 3G</w:t>
+              <w:t>Auto-detect trạm gửi/nhận từ ghi chú</w:t>
             </w:r>
           </w:p>
           <w:p>
             <w:r>
-              <w:t>-  Vấn đề: tài xế chạy đường dài hay vùng sóng yếu, mở /driver quét QR vé nhiều khi xoay vòng load 5-10s, đôi khi danh sách xe không hiện đủ.</w:t>
+              <w:t>-  Gõ "tco" vào ghi chú → tự fill trạm "Trà Cổ". Hỗ trợ ~30 viết tắt phổ biến của nhà xe.</w:t>
             </w:r>
           </w:p>
           <w:p>
             <w:r>
-              <w:t>-  Bật cache HTTP cho endpoint /api/tong-hop/vehicles + /drivers + /timeslots (Cache-Control s-maxage=30) → lần thứ 2 mở trong 30s phản hồi tức thì từ Vercel edge.</w:t>
-            </w:r>
-          </w:p>
-          <w:p>
-            <w:r>
-              <w:t>-  Giảm payload trả về: chỉ select các cột cần (id, plate, type, code) thay vì SELECT * → giảm ~40% bytes truyền xuống điện thoại.</w:t>
-            </w:r>
-          </w:p>
-          <w:p>
-            <w:r>
-              <w:t>-  Hiện toast trạng thái mạng khi navigator.onLine = false thay vì để tài xế bấm vào nút xám ngơ ngác.</w:t>
+              <w:t>-  Hiệu quả: bớt 1 bước chọn dropdown trạm cho 80% đơn dọc đường, đơn lên hệ thống nhanh hơn.</w:t>
             </w:r>
           </w:p>
           <w:p>
@@ -276,27 +236,17 @@
               <w:rPr>
                 <w:b/>
               </w:rPr>
-              <w:t>Realtime đối soát: cron reconciliation đêm cho NhapHang ↔ TongHop</w:t>
+              <w:t>Soft-delete + đơn huỷ vẫn lưu vết</w:t>
             </w:r>
           </w:p>
           <w:p>
             <w:r>
-              <w:t>-  Vấn đề: dù đã có fire-and-forget sync khi tạo đơn dọc đường + polling 3s, vẫn có trường hợp sync miss khi Vercel cold-start hoặc Neon DB lag → cuối ngày phát hiện vài đơn NhapHang không có booking TongHop tương ứng.</w:t>
+              <w:t>-  Bấm "Xoá" thực chất chuyển trạng thái = cancelled, có ô ghi chú lý do, hiển thị gạch ngang xám.</w:t>
             </w:r>
           </w:p>
           <w:p>
             <w:r>
-              <w:t>-  Thêm Vercel Cron 01h00 hàng ngày (Hobby plan chỉ cho 1 cron/day): quét toàn bộ Products status=pending của hôm trước có isDocDuong(station) = true mà chưa có TH_Bookings với clientReqId tương ứng → tự gọi createTongHopBooking() để bù.</w:t>
-            </w:r>
-          </w:p>
-          <w:p>
-            <w:r>
-              <w:t>-  Log từng case bù sync vào ProductLogs với action="reconcile" để truy vết khi có khiếu nại.</w:t>
-            </w:r>
-          </w:p>
-          <w:p>
-            <w:r>
-              <w:t>-  Mục tiêu: 0 đơn dọc đường bị miss sync — đạt SLA 100% mỗi sáng đầu ca.</w:t>
+              <w:t>-  Hiệu quả: tra cứu được mọi giao dịch khi khách khiếu nại, doanh thu/thống kê không bị tính nhầm đơn đã huỷ.</w:t>
             </w:r>
           </w:p>
           <w:p>
@@ -304,27 +254,17 @@
               <w:rPr>
                 <w:b/>
               </w:rPr>
-              <w:t>Bảo mật: rate-limit + brute-force protection cho cổng đăng nhập</w:t>
+              <w:t>Phân quyền theo trạm + 15 quyền chi tiết</w:t>
             </w:r>
           </w:p>
           <w:p>
             <w:r>
-              <w:t>-  Vấn đề: 2 trang đăng nhập (NhapHang + TongHop) chưa giới hạn số lần thử sai password → dễ bị dò bằng script.</w:t>
+              <w:t>-  Nhân viên trạm chỉ thấy đơn của trạm mình, admin xem tổng. Mỗi nút (xem/sửa/huỷ/chuyển/quản lý xe...) check quyền riêng.</w:t>
             </w:r>
           </w:p>
           <w:p>
             <w:r>
-              <w:t>-  Thêm in-memory bucket đếm số lần POST /login sai theo IP: quá 5 lần trong 5 phút → trả 429 + khoá 15 phút (không cần Redis, Vercel function memory đủ trong cùng 1 region).</w:t>
-            </w:r>
-          </w:p>
-          <w:p>
-            <w:r>
-              <w:t>-  Log mỗi attempt sai vào bảng AuditLogs với IP + username + timestamp → admin tra được ai bị tấn công.</w:t>
-            </w:r>
-          </w:p>
-          <w:p>
-            <w:r>
-              <w:t>-  Cảnh báo trên UI khi user còn 1 lần thử cuối, tránh khoá oan user gõ nhầm password.</w:t>
+              <w:t>-  Hiệu quả: an toàn dữ liệu giữa các trạm, phân vai trò rõ ràng (nhân viên - trưởng trạm - admin), tránh thao tác nhầm quyền.</w:t>
             </w:r>
           </w:p>
           <w:p>
@@ -332,27 +272,17 @@
               <w:rPr>
                 <w:b/>
               </w:rPr>
-              <w:t>Chuẩn bị phần demo + slide bảo vệ đồ án</w:t>
+              <w:t>Đồng bộ realtime ~3s giữa NhapHang, TongHop và DatVe</w:t>
             </w:r>
           </w:p>
           <w:p>
             <w:r>
-              <w:t>-  Soạn dàn slide bảo vệ: giới thiệu nhà xe → bài toán 2 luồng nghiệp vụ → kiến trúc 4 web + 2 app + 3 DB → demo 6 luồng chính (đặt vé online, bán quầy, quét QR, ký gửi, dọc đường, dashboard).</w:t>
+              <w:t>-  Đơn vừa nhập bên này, máy bên kia tự thấy trong 3 giây nhờ polling delta + clientReqId chống trùng.</w:t>
             </w:r>
           </w:p>
           <w:p>
             <w:r>
-              <w:t>-  Quay video demo 5-7 phút cho từng luồng để chèn vào slide, phòng trường hợp mạng phòng bảo vệ chậm không demo live được.</w:t>
-            </w:r>
-          </w:p>
-          <w:p>
-            <w:r>
-              <w:t>-  Chuẩn bị bộ câu hỏi giảng viên hay hỏi: tại sao chọn Neon mà không Supabase, tại sao monorepo mà không microservice, idempotency thực hiện thế nào, schema migration ra sao — có sẵn câu trả lời ngắn 1-2 câu.</w:t>
-            </w:r>
-          </w:p>
-          <w:p>
-            <w:r>
-              <w:t>-  In bộ tài liệu BaoCao/01-05 + 7 báo cáo tuần ra giấy đóng quyển, sẵn nộp khi yêu cầu bản cứng.</w:t>
+              <w:t>-  Hiệu quả: nhiều nhân viên thao tác song song không "đè" lên nhau, không cần F5 trang, đảm bảo số liệu đồng nhất giữa 3 module.</w:t>
             </w:r>
           </w:p>
         </w:tc>
